--- a/sources/veille/2026-06-24_veille_SERAFIN-PH.docx
+++ b/sources/veille/2026-06-24_veille_SERAFIN-PH.docx
@@ -161,28 +161,34 @@
       <w:tr>
         <w:tc>
           <w:p>
-            <w:r>
-              <w:rPr>
-                <w:rFonts w:ascii="Calibri" w:cs="Calibri" w:eastAsia="Calibri" w:hAnsi="Calibri"/>
-                <w:color w:val="1F2937"/>
-                <w:sz w:val="20"/>
-                <w:szCs w:val="20"/>
-              </w:rPr>
-              <w:t xml:space="preserve">handicap.gouv.fr</w:t>
-            </w:r>
-          </w:p>
-        </w:tc>
-        <w:tc>
-          <w:p>
-            <w:r>
-              <w:rPr>
-                <w:rFonts w:ascii="Calibri" w:cs="Calibri" w:eastAsia="Calibri" w:hAnsi="Calibri"/>
-                <w:color w:val="1F2937"/>
-                <w:sz w:val="20"/>
-                <w:szCs w:val="20"/>
-              </w:rPr>
-              <w:t xml:space="preserve">handicap.gouv.fr/…serafin-ph</w:t>
-            </w:r>
+            <w:hyperlink w:history="1" r:id="rIdcomite2026">
+              <w:r>
+                <w:rPr>
+                  <w:rFonts w:ascii="Calibri" w:cs="Calibri" w:eastAsia="Calibri" w:hAnsi="Calibri"/>
+                  <w:sz w:val="20"/>
+                  <w:szCs w:val="20"/>
+                  <w:color w:val="1155CC"/>
+                  <w:u w:val="single"/>
+                </w:rPr>
+                <w:t xml:space="preserve">handicap.gouv.fr</w:t>
+              </w:r>
+            </w:hyperlink>
+          </w:p>
+        </w:tc>
+        <w:tc>
+          <w:p>
+            <w:hyperlink w:history="1" r:id="rIdcomite2026">
+              <w:r>
+                <w:rPr>
+                  <w:rFonts w:ascii="Calibri" w:cs="Calibri" w:eastAsia="Calibri" w:hAnsi="Calibri"/>
+                  <w:sz w:val="20"/>
+                  <w:szCs w:val="20"/>
+                  <w:color w:val="1155CC"/>
+                  <w:u w:val="single"/>
+                </w:rPr>
+                <w:t xml:space="preserve">handicap.gouv.fr/…serafin-ph</w:t>
+              </w:r>
+            </w:hyperlink>
           </w:p>
         </w:tc>
         <w:tc>
@@ -218,31 +224,37 @@
             <w:shd w:color="EEF2F7" w:val="solid"/>
           </w:tcPr>
           <w:p>
-            <w:r>
-              <w:rPr>
-                <w:rFonts w:ascii="Calibri" w:cs="Calibri" w:eastAsia="Calibri" w:hAnsi="Calibri"/>
-                <w:color w:val="1F2937"/>
-                <w:sz w:val="20"/>
-                <w:szCs w:val="20"/>
-              </w:rPr>
-              <w:t xml:space="preserve">cnsa.fr</w:t>
-            </w:r>
-          </w:p>
-        </w:tc>
-        <w:tc>
-          <w:tcPr>
-            <w:shd w:color="EEF2F7" w:val="solid"/>
-          </w:tcPr>
-          <w:p>
-            <w:r>
-              <w:rPr>
-                <w:rFonts w:ascii="Calibri" w:cs="Calibri" w:eastAsia="Calibri" w:hAnsi="Calibri"/>
-                <w:color w:val="1F2937"/>
-                <w:sz w:val="20"/>
-                <w:szCs w:val="20"/>
-              </w:rPr>
-              <w:t xml:space="preserve">cnsa.fr/…PH-2026</w:t>
-            </w:r>
+            <w:hyperlink w:history="1" r:id="rIdcnsa_actu2026">
+              <w:r>
+                <w:rPr>
+                  <w:rFonts w:ascii="Calibri" w:cs="Calibri" w:eastAsia="Calibri" w:hAnsi="Calibri"/>
+                  <w:sz w:val="20"/>
+                  <w:szCs w:val="20"/>
+                  <w:color w:val="1155CC"/>
+                  <w:u w:val="single"/>
+                </w:rPr>
+                <w:t xml:space="preserve">cnsa.fr</w:t>
+              </w:r>
+            </w:hyperlink>
+          </w:p>
+        </w:tc>
+        <w:tc>
+          <w:tcPr>
+            <w:shd w:color="EEF2F7" w:val="solid"/>
+          </w:tcPr>
+          <w:p>
+            <w:hyperlink w:history="1" r:id="rIdcnsa_actu2026">
+              <w:r>
+                <w:rPr>
+                  <w:rFonts w:ascii="Calibri" w:cs="Calibri" w:eastAsia="Calibri" w:hAnsi="Calibri"/>
+                  <w:sz w:val="20"/>
+                  <w:szCs w:val="20"/>
+                  <w:color w:val="1155CC"/>
+                  <w:u w:val="single"/>
+                </w:rPr>
+                <w:t xml:space="preserve">cnsa.fr/…PH-2026</w:t>
+              </w:r>
+            </w:hyperlink>
           </w:p>
         </w:tc>
         <w:tc>
@@ -281,28 +293,34 @@
       <w:tr>
         <w:tc>
           <w:p>
-            <w:r>
-              <w:rPr>
-                <w:rFonts w:ascii="Calibri" w:cs="Calibri" w:eastAsia="Calibri" w:hAnsi="Calibri"/>
-                <w:color w:val="1F2937"/>
-                <w:sz w:val="20"/>
-                <w:szCs w:val="20"/>
-              </w:rPr>
-              <w:t xml:space="preserve">atih.sante.fr</w:t>
-            </w:r>
-          </w:p>
-        </w:tc>
-        <w:tc>
-          <w:p>
-            <w:r>
-              <w:rPr>
-                <w:rFonts w:ascii="Calibri" w:cs="Calibri" w:eastAsia="Calibri" w:hAnsi="Calibri"/>
-                <w:color w:val="1F2937"/>
-                <w:sz w:val="20"/>
-                <w:szCs w:val="20"/>
-              </w:rPr>
-              <w:t xml:space="preserve">atih.sante.fr/recueil-national-ph-2025</w:t>
-            </w:r>
+            <w:hyperlink w:history="1" r:id="rIdatih252026">
+              <w:r>
+                <w:rPr>
+                  <w:rFonts w:ascii="Calibri" w:cs="Calibri" w:eastAsia="Calibri" w:hAnsi="Calibri"/>
+                  <w:sz w:val="20"/>
+                  <w:szCs w:val="20"/>
+                  <w:color w:val="1155CC"/>
+                  <w:u w:val="single"/>
+                </w:rPr>
+                <w:t xml:space="preserve">atih.sante.fr</w:t>
+              </w:r>
+            </w:hyperlink>
+          </w:p>
+        </w:tc>
+        <w:tc>
+          <w:p>
+            <w:hyperlink w:history="1" r:id="rIdatih252026">
+              <w:r>
+                <w:rPr>
+                  <w:rFonts w:ascii="Calibri" w:cs="Calibri" w:eastAsia="Calibri" w:hAnsi="Calibri"/>
+                  <w:sz w:val="20"/>
+                  <w:szCs w:val="20"/>
+                  <w:color w:val="1155CC"/>
+                  <w:u w:val="single"/>
+                </w:rPr>
+                <w:t xml:space="preserve">atih.sante.fr/recueil-national-ph-2025</w:t>
+              </w:r>
+            </w:hyperlink>
           </w:p>
         </w:tc>
         <w:tc>
@@ -729,8 +747,22 @@
           <w:sz w:val="24"/>
           <w:szCs w:val="24"/>
         </w:rPr>
-        <w:t xml:space="preserve">📌 Source 1 — handicap.gouv.fr</w:t>
-      </w:r>
+        <w:t xml:space="preserve">📌 Source 1 — </w:t>
+      </w:r>
+      <w:hyperlink w:history="1" r:id="rIdcomite2026">
+        <w:r>
+          <w:rPr>
+            <w:rFonts w:ascii="Calibri" w:cs="Calibri" w:eastAsia="Calibri" w:hAnsi="Calibri"/>
+            <w:b/>
+            <w:bCs/>
+            <w:sz w:val="24"/>
+            <w:szCs w:val="24"/>
+            <w:color w:val="1155CC"/>
+            <w:u w:val="single"/>
+          </w:rPr>
+          <w:t xml:space="preserve">handicap.gouv.fr</w:t>
+        </w:r>
+      </w:hyperlink>
     </w:p>
     <w:p>
       <w:pPr>
@@ -1008,8 +1040,22 @@
           <w:sz w:val="24"/>
           <w:szCs w:val="24"/>
         </w:rPr>
-        <w:t xml:space="preserve">📌 Source 2 — cnsa.fr</w:t>
-      </w:r>
+        <w:t xml:space="preserve">📌 Source 2 — </w:t>
+      </w:r>
+      <w:hyperlink w:history="1" r:id="rIdcnsa_actu2026">
+        <w:r>
+          <w:rPr>
+            <w:rFonts w:ascii="Calibri" w:cs="Calibri" w:eastAsia="Calibri" w:hAnsi="Calibri"/>
+            <w:b/>
+            <w:bCs/>
+            <w:sz w:val="24"/>
+            <w:szCs w:val="24"/>
+            <w:color w:val="1155CC"/>
+            <w:u w:val="single"/>
+          </w:rPr>
+          <w:t xml:space="preserve">cnsa.fr</w:t>
+        </w:r>
+      </w:hyperlink>
     </w:p>
     <w:p>
       <w:pPr>
@@ -1460,7 +1506,32 @@
           <w:sz w:val="24"/>
           <w:szCs w:val="24"/>
         </w:rPr>
-        <w:t xml:space="preserve">📌 Source 3 — atih.sante.fr ⛔ (403 — extraits WebSearch)</w:t>
+        <w:t xml:space="preserve">📌 Source 3 — </w:t>
+      </w:r>
+      <w:hyperlink w:history="1" r:id="rIdatih252026">
+        <w:r>
+          <w:rPr>
+            <w:rFonts w:ascii="Calibri" w:cs="Calibri" w:eastAsia="Calibri" w:hAnsi="Calibri"/>
+            <w:b/>
+            <w:bCs/>
+            <w:sz w:val="24"/>
+            <w:szCs w:val="24"/>
+            <w:color w:val="1155CC"/>
+            <w:u w:val="single"/>
+          </w:rPr>
+          <w:t xml:space="preserve">atih.sante.fr</w:t>
+        </w:r>
+      </w:hyperlink>
+      <w:r>
+        <w:rPr>
+          <w:rFonts w:ascii="Calibri" w:cs="Calibri" w:eastAsia="Calibri" w:hAnsi="Calibri"/>
+          <w:b/>
+          <w:bCs/>
+          <w:color w:val="1B3A6B"/>
+          <w:sz w:val="24"/>
+          <w:szCs w:val="24"/>
+        </w:rPr>
+        <w:t xml:space="preserve"> ⛔ (403 — extraits WebSearch)</w:t>
       </w:r>
     </w:p>
     <w:p>
@@ -1493,7 +1564,28 @@
           <w:sz w:val="22"/>
           <w:szCs w:val="22"/>
         </w:rPr>
-        <w:t xml:space="preserve">Disponible sur atih.sante.fr :</w:t>
+        <w:t xml:space="preserve">Disponible sur </w:t>
+      </w:r>
+      <w:hyperlink w:history="1" r:id="rIdatih252026">
+        <w:r>
+          <w:rPr>
+            <w:rFonts w:ascii="Calibri" w:cs="Calibri" w:eastAsia="Calibri" w:hAnsi="Calibri"/>
+            <w:sz w:val="22"/>
+            <w:szCs w:val="22"/>
+            <w:color w:val="1155CC"/>
+            <w:u w:val="single"/>
+          </w:rPr>
+          <w:t xml:space="preserve">atih.sante.fr</w:t>
+        </w:r>
+      </w:hyperlink>
+      <w:r>
+        <w:rPr>
+          <w:rFonts w:ascii="Calibri" w:cs="Calibri" w:eastAsia="Calibri" w:hAnsi="Calibri"/>
+          <w:color w:val="1F2937"/>
+          <w:sz w:val="22"/>
+          <w:szCs w:val="22"/>
+        </w:rPr>
+        <w:t xml:space="preserve"> :</w:t>
       </w:r>
     </w:p>
     <w:p>
@@ -2356,15 +2448,18 @@
       <w:tr>
         <w:tc>
           <w:p>
-            <w:r>
-              <w:rPr>
-                <w:rFonts w:ascii="Calibri" w:cs="Calibri" w:eastAsia="Calibri" w:hAnsi="Calibri"/>
-                <w:color w:val="1F2937"/>
-                <w:sz w:val="20"/>
-                <w:szCs w:val="20"/>
-              </w:rPr>
-              <w:t xml:space="preserve">handicap.gouv.fr</w:t>
-            </w:r>
+            <w:hyperlink w:history="1" r:id="rIdcomite2026">
+              <w:r>
+                <w:rPr>
+                  <w:rFonts w:ascii="Calibri" w:cs="Calibri" w:eastAsia="Calibri" w:hAnsi="Calibri"/>
+                  <w:sz w:val="20"/>
+                  <w:szCs w:val="20"/>
+                  <w:color w:val="1155CC"/>
+                  <w:u w:val="single"/>
+                </w:rPr>
+                <w:t xml:space="preserve">handicap.gouv.fr</w:t>
+              </w:r>
+            </w:hyperlink>
           </w:p>
         </w:tc>
         <w:tc>
@@ -2400,15 +2495,18 @@
             <w:shd w:color="EEF2F7" w:val="solid"/>
           </w:tcPr>
           <w:p>
-            <w:r>
-              <w:rPr>
-                <w:rFonts w:ascii="Calibri" w:cs="Calibri" w:eastAsia="Calibri" w:hAnsi="Calibri"/>
-                <w:color w:val="1F2937"/>
-                <w:sz w:val="20"/>
-                <w:szCs w:val="20"/>
-              </w:rPr>
-              <w:t xml:space="preserve">cnsa.fr</w:t>
-            </w:r>
+            <w:hyperlink w:history="1" r:id="rIdcnsa_actu2026">
+              <w:r>
+                <w:rPr>
+                  <w:rFonts w:ascii="Calibri" w:cs="Calibri" w:eastAsia="Calibri" w:hAnsi="Calibri"/>
+                  <w:sz w:val="20"/>
+                  <w:szCs w:val="20"/>
+                  <w:color w:val="1155CC"/>
+                  <w:u w:val="single"/>
+                </w:rPr>
+                <w:t xml:space="preserve">cnsa.fr</w:t>
+              </w:r>
+            </w:hyperlink>
           </w:p>
         </w:tc>
         <w:tc>
@@ -2447,15 +2545,18 @@
       <w:tr>
         <w:tc>
           <w:p>
-            <w:r>
-              <w:rPr>
-                <w:rFonts w:ascii="Calibri" w:cs="Calibri" w:eastAsia="Calibri" w:hAnsi="Calibri"/>
-                <w:color w:val="1F2937"/>
-                <w:sz w:val="20"/>
-                <w:szCs w:val="20"/>
-              </w:rPr>
-              <w:t xml:space="preserve">atih.sante.fr</w:t>
-            </w:r>
+            <w:hyperlink w:history="1" r:id="rIdatih252026">
+              <w:r>
+                <w:rPr>
+                  <w:rFonts w:ascii="Calibri" w:cs="Calibri" w:eastAsia="Calibri" w:hAnsi="Calibri"/>
+                  <w:sz w:val="20"/>
+                  <w:szCs w:val="20"/>
+                  <w:color w:val="1155CC"/>
+                  <w:u w:val="single"/>
+                </w:rPr>
+                <w:t xml:space="preserve">atih.sante.fr</w:t>
+              </w:r>
+            </w:hyperlink>
           </w:p>
         </w:tc>
         <w:tc>
@@ -2486,6 +2587,50 @@
         </w:tc>
       </w:tr>
     </w:tbl>
+    <w:p>
+      <w:pPr>
+        <w:spacing w:after="120" w:before="320"/>
+      </w:pPr>
+      <w:r>
+        <w:rPr>
+          <w:rFonts w:ascii="Calibri" w:cs="Calibri" w:eastAsia="Calibri" w:hAnsi="Calibri"/>
+          <w:b/>
+          <w:bCs/>
+          <w:color w:val="1B3A6B"/>
+          <w:sz w:val="28"/>
+          <w:szCs w:val="28"/>
+        </w:rPr>
+        <w:t xml:space="preserve">📝 Journal des corrections — 12 septembre 2026</w:t>
+      </w:r>
+    </w:p>
+    <w:p>
+      <w:pPr>
+        <w:spacing w:after="80"/>
+      </w:pPr>
+      <w:r>
+        <w:rPr>
+          <w:rFonts w:ascii="Calibri" w:cs="Calibri" w:eastAsia="Calibri" w:hAnsi="Calibri"/>
+          <w:color w:val="1F2937"/>
+          <w:sz w:val="22"/>
+          <w:szCs w:val="22"/>
+        </w:rPr>
+        <w:t xml:space="preserve">Note produite le 24/06/2026, relue le 12/09/2026 au cours d'un contrôle d'attribution des 221 documents du dépôt (règle ⑭ : une page ou un site nommé comme source doit être lié). Contenu inchangé.</w:t>
+      </w:r>
+    </w:p>
+    <w:p>
+      <w:pPr>
+        <w:spacing w:after="80"/>
+      </w:pPr>
+      <w:r>
+        <w:rPr>
+          <w:rFonts w:ascii="Calibri" w:cs="Calibri" w:eastAsia="Calibri" w:hAnsi="Calibri"/>
+          <w:color w:val="1F2937"/>
+          <w:sz w:val="22"/>
+          <w:szCs w:val="22"/>
+        </w:rPr>
+        <w:t xml:space="preserve">Chemins et sites nommés sans lien cliquable, chacun lié le 12/09/2026 à la page qu'il désigne, testée à 200 dans un navigateur (Légifrance : 403 pour l'agent du job, lisible dans un navigateur) : handicap.gouv.fr/…serafin-ph → handicap.gouv.fr/comite-strategique-de-la-reforme-tarifaire-des-etabli… (1) ; cnsa.fr/…PH-2026 → www.cnsa.fr/actualites/serafin-ph-preparation-du-recueil-dinformations… (1) ; atih.sante.fr/recueil-national-ph-2025 → www.atih.sante.fr/recueil-national-ph-2025 (1) ; handicap.gouv.fr → handicap.gouv.fr/comite-strategique-de-la-reforme-tarifaire-des-etabli… (3) ; cnsa.fr → www.cnsa.fr/actualites/serafin-ph-preparation-du-recueil-dinformations… (3) ; atih.sante.fr → www.atih.sante.fr/recueil-national-ph-2025 (4).</w:t>
+      </w:r>
+    </w:p>
     <w:sectPr>
       <w:headerReference w:type="default" r:id="rId7"/>
       <w:footerReference w:type="default" r:id="rId8"/>
